--- a/docs/函数手册.docx
+++ b/docs/函数手册.docx
@@ -45,12 +45,13 @@
         <w:spacing w:after="312" w:afterLines="100"/>
         <w:jc w:val="center"/>
         <w:rPr>
-          <w:rFonts w:ascii="黑体" w:hAnsi="宋体" w:eastAsia="黑体"/>
+          <w:rFonts w:hint="default" w:ascii="黑体" w:hAnsi="宋体" w:eastAsia="黑体"/>
           <w:b/>
           <w:spacing w:val="40"/>
           <w:kern w:val="2"/>
           <w:sz w:val="72"/>
           <w:szCs w:val="72"/>
+          <w:lang w:val="en-US" w:eastAsia="zh-CN"/>
         </w:rPr>
       </w:pPr>
       <w:r>
@@ -61,9 +62,12 @@
           <w:kern w:val="2"/>
           <w:sz w:val="72"/>
           <w:szCs w:val="72"/>
-        </w:rPr>
-        <w:t>操作系统原理</w:t>
-      </w:r>
+          <w:lang w:val="en-US" w:eastAsia="zh-CN"/>
+        </w:rPr>
+        <w:t>xv6-VMPlus</w:t>
+      </w:r>
+      <w:bookmarkStart w:id="13" w:name="_GoBack"/>
+      <w:bookmarkEnd w:id="13"/>
     </w:p>
     <w:p>
       <w:pPr>
@@ -1120,8 +1124,6 @@
             </w:rPr>
             <w:t>0</w:t>
           </w:r>
-          <w:bookmarkStart w:id="13" w:name="_GoBack"/>
-          <w:bookmarkEnd w:id="13"/>
         </w:p>
         <w:p>
           <w:pPr>
@@ -6087,12 +6089,6 @@
             <w:insideH w:val="single" w:color="auto" w:sz="4" w:space="0"/>
             <w:insideV w:val="single" w:color="auto" w:sz="4" w:space="0"/>
           </w:tblBorders>
-          <w:tblCellMar>
-            <w:top w:w="15" w:type="dxa"/>
-            <w:left w:w="15" w:type="dxa"/>
-            <w:bottom w:w="15" w:type="dxa"/>
-            <w:right w:w="15" w:type="dxa"/>
-          </w:tblCellMar>
         </w:tblPrEx>
         <w:trPr>
           <w:tblCellSpacing w:w="15" w:type="dxa"/>
@@ -6824,16 +6820,27 @@
     <w:pPr>
       <w:pStyle w:val="10"/>
       <w:rPr>
-        <w:rFonts w:ascii="宋体"/>
-      </w:rPr>
-    </w:pPr>
-    <w:r>
-      <w:rPr>
         <w:rFonts w:hint="eastAsia" w:ascii="宋体"/>
         <w:kern w:val="2"/>
         <w:szCs w:val="36"/>
       </w:rPr>
-      <w:t>《操作系统实验》指导书</w:t>
+    </w:pPr>
+    <w:r>
+      <w:rPr>
+        <w:rFonts w:hint="eastAsia" w:ascii="宋体"/>
+        <w:kern w:val="2"/>
+        <w:szCs w:val="36"/>
+        <w:lang w:val="en-US" w:eastAsia="zh-CN"/>
+      </w:rPr>
+      <w:t>xv</w:t>
+    </w:r>
+    <w:r>
+      <w:rPr>
+        <w:rFonts w:hint="eastAsia" w:ascii="宋体"/>
+        <w:kern w:val="2"/>
+        <w:szCs w:val="36"/>
+      </w:rPr>
+      <w:t>6-VMPlus</w:t>
     </w:r>
   </w:p>
 </w:hdr>
@@ -12120,6 +12127,7 @@
     <w:name w:val="heading 5"/>
     <w:basedOn w:val="1"/>
     <w:next w:val="1"/>
+    <w:autoRedefine/>
     <w:qFormat/>
     <w:uiPriority w:val="0"/>
     <w:pPr>
